--- a/project/readme.docx
+++ b/project/readme.docx
@@ -371,6 +371,134 @@
     </w:p>
     <w:p>
       <w:pPr>
+        <w:numPr>
+          <w:ilvl w:val="0"/>
+          <w:numId w:val="1"/>
+        </w:numPr>
+      </w:pPr>
+      <w:proofErr w:type="spellStart"/>
+      <w:r>
+        <w:t>Vermits</w:t>
+      </w:r>
+      <w:proofErr w:type="spellEnd"/>
+      <w:r>
+        <w:t xml:space="preserve"> we </w:t>
+      </w:r>
+      <w:proofErr w:type="spellStart"/>
+      <w:r>
+        <w:t>dus</w:t>
+      </w:r>
+      <w:proofErr w:type="spellEnd"/>
+      <w:r>
+        <w:t xml:space="preserve"> 9 </w:t>
+      </w:r>
+      <w:proofErr w:type="spellStart"/>
+      <w:r>
+        <w:t>matchen</w:t>
+      </w:r>
+      <w:proofErr w:type="spellEnd"/>
+      <w:r>
+        <w:t xml:space="preserve"> </w:t>
+      </w:r>
+      <w:proofErr w:type="spellStart"/>
+      <w:r>
+        <w:t>spelen</w:t>
+      </w:r>
+      <w:proofErr w:type="spellEnd"/>
+      <w:r>
+        <w:t xml:space="preserve"> de 3 </w:t>
+      </w:r>
+      <w:proofErr w:type="spellStart"/>
+      <w:r>
+        <w:t>ploegen</w:t>
+      </w:r>
+      <w:proofErr w:type="spellEnd"/>
+      <w:r>
+        <w:t xml:space="preserve"> </w:t>
+      </w:r>
+      <w:proofErr w:type="spellStart"/>
+      <w:r>
+        <w:t>spelen</w:t>
+      </w:r>
+      <w:proofErr w:type="spellEnd"/>
+      <w:r>
+        <w:t xml:space="preserve"> </w:t>
+      </w:r>
+      <w:proofErr w:type="spellStart"/>
+      <w:r>
+        <w:t>tegen</w:t>
+      </w:r>
+      <w:proofErr w:type="spellEnd"/>
+      <w:r>
+        <w:t xml:space="preserve"> </w:t>
+      </w:r>
+      <w:proofErr w:type="spellStart"/>
+      <w:r>
+        <w:t>elkaar</w:t>
+      </w:r>
+      <w:proofErr w:type="spellEnd"/>
+      <w:r>
+        <w:t xml:space="preserve">. Wil het </w:t>
+      </w:r>
+      <w:proofErr w:type="spellStart"/>
+      <w:r>
+        <w:t>dus</w:t>
+      </w:r>
+      <w:proofErr w:type="spellEnd"/>
+      <w:r>
+        <w:t xml:space="preserve"> </w:t>
+      </w:r>
+      <w:proofErr w:type="spellStart"/>
+      <w:r>
+        <w:t>zeggen</w:t>
+      </w:r>
+      <w:proofErr w:type="spellEnd"/>
+      <w:r>
+        <w:t xml:space="preserve"> </w:t>
+      </w:r>
+      <w:proofErr w:type="spellStart"/>
+      <w:r>
+        <w:t>dat</w:t>
+      </w:r>
+      <w:proofErr w:type="spellEnd"/>
+      <w:r>
+        <w:t xml:space="preserve"> de </w:t>
+      </w:r>
+      <w:proofErr w:type="spellStart"/>
+      <w:r>
+        <w:t>som</w:t>
+      </w:r>
+      <w:proofErr w:type="spellEnd"/>
+      <w:r>
+        <w:t xml:space="preserve"> van de </w:t>
+      </w:r>
+      <w:proofErr w:type="spellStart"/>
+      <w:r>
+        <w:t>punten</w:t>
+      </w:r>
+      <w:proofErr w:type="spellEnd"/>
+      <w:r>
+        <w:t xml:space="preserve"> 9 </w:t>
+      </w:r>
+      <w:proofErr w:type="spellStart"/>
+      <w:r>
+        <w:t>moet</w:t>
+      </w:r>
+      <w:proofErr w:type="spellEnd"/>
+      <w:r>
+        <w:t xml:space="preserve"> </w:t>
+      </w:r>
+      <w:proofErr w:type="spellStart"/>
+      <w:r>
+        <w:t>zijn</w:t>
+      </w:r>
+      <w:proofErr w:type="spellEnd"/>
+      <w:r>
+        <w:t>: 2-7 / 8-1 / 5-4 ..</w:t>
+      </w:r>
+    </w:p>
+    <w:p>
+      <w:pPr>
         <w:rPr>
           <w:b/>
           <w:bCs/>
@@ -433,15 +561,7 @@
       </w:r>
       <w:proofErr w:type="spellEnd"/>
       <w:r>
-        <w:t xml:space="preserve"> is 10 </w:t>
-      </w:r>
-      <w:proofErr w:type="gramStart"/>
-      <w:r>
-        <w:t>meter</w:t>
-      </w:r>
-      <w:proofErr w:type="gramEnd"/>
-      <w:r>
-        <w:t>.</w:t>
+        <w:t xml:space="preserve"> is 10 meter.</w:t>
       </w:r>
     </w:p>
     <w:p>
@@ -484,15 +604,7 @@
       </w:r>
       <w:proofErr w:type="spellEnd"/>
       <w:r>
-        <w:t xml:space="preserve"> is 2 </w:t>
-      </w:r>
-      <w:proofErr w:type="gramStart"/>
-      <w:r>
-        <w:t>meter</w:t>
-      </w:r>
-      <w:proofErr w:type="gramEnd"/>
-      <w:r>
-        <w:t>.</w:t>
+        <w:t xml:space="preserve"> is 2 meter.</w:t>
       </w:r>
     </w:p>
     <w:p>
@@ -530,7 +642,7 @@
       </w:r>
       <w:proofErr w:type="spellStart"/>
       <w:r>
-        <w:t>geel</w:t>
+        <w:t>oranje</w:t>
       </w:r>
       <w:proofErr w:type="spellEnd"/>
     </w:p>
@@ -542,6 +654,57 @@
           <w:numId w:val="22"/>
         </w:numPr>
       </w:pPr>
+      <w:proofErr w:type="spellStart"/>
+      <w:r>
+        <w:t>Associatie</w:t>
+      </w:r>
+      <w:proofErr w:type="spellEnd"/>
+      <w:r>
+        <w:t xml:space="preserve"> </w:t>
+      </w:r>
+      <w:proofErr w:type="spellStart"/>
+      <w:r>
+        <w:t>entiteit</w:t>
+      </w:r>
+      <w:proofErr w:type="spellEnd"/>
+      <w:r>
+        <w:t xml:space="preserve">: </w:t>
+      </w:r>
+      <w:proofErr w:type="spellStart"/>
+      <w:r>
+        <w:t>geel</w:t>
+      </w:r>
+      <w:proofErr w:type="spellEnd"/>
+    </w:p>
+    <w:p>
+      <w:pPr>
+        <w:pStyle w:val="ListParagraph"/>
+        <w:numPr>
+          <w:ilvl w:val="0"/>
+          <w:numId w:val="22"/>
+        </w:numPr>
+      </w:pPr>
+      <w:proofErr w:type="spellStart"/>
+      <w:r>
+        <w:t>Karakteristieke</w:t>
+      </w:r>
+      <w:proofErr w:type="spellEnd"/>
+      <w:r>
+        <w:t xml:space="preserve"> </w:t>
+      </w:r>
+      <w:proofErr w:type="spellStart"/>
+      <w:r>
+        <w:t>entiteit</w:t>
+      </w:r>
+      <w:proofErr w:type="spellEnd"/>
+      <w:r>
+        <w:t xml:space="preserve">: </w:t>
+      </w:r>
+      <w:proofErr w:type="spellStart"/>
+      <w:r>
+        <w:t>paars</w:t>
+      </w:r>
+      <w:proofErr w:type="spellEnd"/>
     </w:p>
     <w:p>
       <w:r>
@@ -571,7 +734,21 @@
           <w:b/>
           <w:bCs/>
         </w:rPr>
-        <w:t xml:space="preserve"> R1–R3 (Clubs, </w:t>
+        <w:t xml:space="preserve"> R1–R</w:t>
+      </w:r>
+      <w:r>
+        <w:rPr>
+          <w:b/>
+          <w:bCs/>
+        </w:rPr>
+        <w:t>2</w:t>
+      </w:r>
+      <w:r>
+        <w:rPr>
+          <w:b/>
+          <w:bCs/>
+        </w:rPr>
+        <w:t xml:space="preserve"> (Clubs, </w:t>
       </w:r>
       <w:proofErr w:type="spellStart"/>
       <w:r>
@@ -989,52 +1166,13 @@
           <w:bCs/>
         </w:rPr>
       </w:pPr>
-    </w:p>
-    <w:p>
-      <w:pPr>
+      <w:proofErr w:type="spellStart"/>
+      <w:r>
         <w:rPr>
           <w:b/>
           <w:bCs/>
         </w:rPr>
-      </w:pPr>
-    </w:p>
-    <w:p>
-      <w:pPr>
-        <w:rPr>
-          <w:b/>
-          <w:bCs/>
-        </w:rPr>
-      </w:pPr>
-    </w:p>
-    <w:p>
-      <w:pPr>
-        <w:rPr>
-          <w:b/>
-          <w:bCs/>
-        </w:rPr>
-      </w:pPr>
-    </w:p>
-    <w:p>
-      <w:pPr>
-        <w:rPr>
-          <w:b/>
-          <w:bCs/>
-        </w:rPr>
-      </w:pPr>
-    </w:p>
-    <w:p>
-      <w:pPr>
-        <w:rPr>
-          <w:b/>
-          <w:bCs/>
-        </w:rPr>
-      </w:pPr>
-      <w:proofErr w:type="spellStart"/>
-      <w:r>
-        <w:rPr>
-          <w:b/>
-          <w:bCs/>
-        </w:rPr>
+        <w:lastRenderedPageBreak/>
         <w:t>Provincie</w:t>
       </w:r>
       <w:proofErr w:type="spellEnd"/>
@@ -1772,7 +1910,6 @@
       </w:pPr>
       <w:proofErr w:type="spellStart"/>
       <w:r>
-        <w:lastRenderedPageBreak/>
         <w:t>Indien</w:t>
       </w:r>
       <w:proofErr w:type="spellEnd"/>
@@ -1780,12 +1917,10 @@
         <w:t xml:space="preserve"> </w:t>
       </w:r>
       <w:proofErr w:type="spellStart"/>
-      <w:proofErr w:type="gramStart"/>
       <w:r>
         <w:t>afdeling.niveauType</w:t>
       </w:r>
       <w:proofErr w:type="spellEnd"/>
-      <w:proofErr w:type="gramEnd"/>
       <w:r>
         <w:t xml:space="preserve"> = “</w:t>
       </w:r>
@@ -1895,12 +2030,10 @@
         <w:t xml:space="preserve"> </w:t>
       </w:r>
       <w:proofErr w:type="spellStart"/>
-      <w:proofErr w:type="gramStart"/>
       <w:r>
         <w:t>afdeling.niveauType</w:t>
       </w:r>
       <w:proofErr w:type="spellEnd"/>
-      <w:proofErr w:type="gramEnd"/>
       <w:r>
         <w:t xml:space="preserve"> = “</w:t>
       </w:r>
@@ -2002,12 +2135,10 @@
         <w:t xml:space="preserve"> </w:t>
       </w:r>
       <w:proofErr w:type="spellStart"/>
-      <w:proofErr w:type="gramStart"/>
       <w:r>
         <w:t>afdeling.niveauType</w:t>
       </w:r>
       <w:proofErr w:type="spellEnd"/>
-      <w:proofErr w:type="gramEnd"/>
       <w:r>
         <w:t xml:space="preserve"> = “</w:t>
       </w:r>
@@ -2092,28 +2223,13 @@
         <w:t xml:space="preserve"> 2</w:t>
       </w:r>
     </w:p>
-    <w:p/>
-    <w:p/>
-    <w:p/>
-    <w:p>
-      <w:r>
-        <w:pict w14:anchorId="095C88C5">
-          <v:rect id="_x0000_i1027" style="width:0;height:.75pt" o:hralign="center" o:hrstd="t" o:hr="t" fillcolor="#a0a0a0" stroked="f"/>
-        </w:pict>
-      </w:r>
-    </w:p>
-    <w:p>
-      <w:pPr>
+    <w:p>
+      <w:r>
         <w:rPr>
           <w:b/>
           <w:bCs/>
         </w:rPr>
-      </w:pPr>
-      <w:r>
-        <w:rPr>
-          <w:b/>
-          <w:bCs/>
-        </w:rPr>
+        <w:lastRenderedPageBreak/>
         <w:t>R</w:t>
       </w:r>
       <w:r>
@@ -2857,11 +2973,108 @@
           <w:bCs/>
         </w:rPr>
       </w:pPr>
-      <w:r>
+    </w:p>
+    <w:p>
+      <w:pPr>
         <w:rPr>
           <w:b/>
           <w:bCs/>
         </w:rPr>
+      </w:pPr>
+    </w:p>
+    <w:p>
+      <w:pPr>
+        <w:rPr>
+          <w:b/>
+          <w:bCs/>
+        </w:rPr>
+      </w:pPr>
+    </w:p>
+    <w:p>
+      <w:pPr>
+        <w:rPr>
+          <w:b/>
+          <w:bCs/>
+        </w:rPr>
+      </w:pPr>
+    </w:p>
+    <w:p>
+      <w:pPr>
+        <w:rPr>
+          <w:b/>
+          <w:bCs/>
+        </w:rPr>
+      </w:pPr>
+    </w:p>
+    <w:p>
+      <w:pPr>
+        <w:rPr>
+          <w:b/>
+          <w:bCs/>
+        </w:rPr>
+      </w:pPr>
+    </w:p>
+    <w:p>
+      <w:pPr>
+        <w:rPr>
+          <w:b/>
+          <w:bCs/>
+        </w:rPr>
+      </w:pPr>
+    </w:p>
+    <w:p>
+      <w:pPr>
+        <w:rPr>
+          <w:b/>
+          <w:bCs/>
+        </w:rPr>
+      </w:pPr>
+    </w:p>
+    <w:p>
+      <w:pPr>
+        <w:rPr>
+          <w:b/>
+          <w:bCs/>
+        </w:rPr>
+      </w:pPr>
+    </w:p>
+    <w:p>
+      <w:pPr>
+        <w:rPr>
+          <w:b/>
+          <w:bCs/>
+        </w:rPr>
+      </w:pPr>
+    </w:p>
+    <w:p>
+      <w:pPr>
+        <w:rPr>
+          <w:b/>
+          <w:bCs/>
+        </w:rPr>
+      </w:pPr>
+    </w:p>
+    <w:p>
+      <w:pPr>
+        <w:rPr>
+          <w:b/>
+          <w:bCs/>
+        </w:rPr>
+      </w:pPr>
+    </w:p>
+    <w:p>
+      <w:pPr>
+        <w:rPr>
+          <w:b/>
+          <w:bCs/>
+        </w:rPr>
+      </w:pPr>
+      <w:r>
+        <w:rPr>
+          <w:b/>
+          <w:bCs/>
+        </w:rPr>
+        <w:lastRenderedPageBreak/>
         <w:t>R</w:t>
       </w:r>
       <w:r>
@@ -2973,7 +3186,6 @@
         </w:numPr>
       </w:pPr>
       <w:r>
-        <w:lastRenderedPageBreak/>
         <w:t xml:space="preserve">In </w:t>
       </w:r>
       <w:proofErr w:type="spellStart"/>
@@ -4277,22 +4489,17 @@
     <w:p>
       <w:r>
         <w:pict w14:anchorId="5F1DDDD9">
-          <v:rect id="_x0000_i1029" style="width:0;height:.75pt" o:hralign="center" o:hrstd="t" o:hr="t" fillcolor="#a0a0a0" stroked="f"/>
+          <v:rect id="_x0000_i1034" style="width:0;height:.75pt" o:hralign="center" o:bullet="t" o:hrstd="t" o:hr="t" fillcolor="#a0a0a0" stroked="f"/>
         </w:pict>
       </w:r>
     </w:p>
     <w:p>
-      <w:pPr>
+      <w:r>
         <w:rPr>
           <w:b/>
           <w:bCs/>
         </w:rPr>
-      </w:pPr>
-      <w:r>
-        <w:rPr>
-          <w:b/>
-          <w:bCs/>
-        </w:rPr>
+        <w:lastRenderedPageBreak/>
         <w:t>R</w:t>
       </w:r>
       <w:r>
@@ -4399,7 +4606,6 @@
         </w:numPr>
       </w:pPr>
       <w:r>
-        <w:lastRenderedPageBreak/>
         <w:t xml:space="preserve">Elke Match </w:t>
       </w:r>
       <w:proofErr w:type="spellStart"/>
@@ -5159,11 +5365,84 @@
           <w:bCs/>
         </w:rPr>
       </w:pPr>
-      <w:r>
+    </w:p>
+    <w:p>
+      <w:pPr>
         <w:rPr>
           <w:b/>
           <w:bCs/>
         </w:rPr>
+      </w:pPr>
+    </w:p>
+    <w:p>
+      <w:pPr>
+        <w:rPr>
+          <w:b/>
+          <w:bCs/>
+        </w:rPr>
+      </w:pPr>
+    </w:p>
+    <w:p>
+      <w:pPr>
+        <w:rPr>
+          <w:b/>
+          <w:bCs/>
+        </w:rPr>
+      </w:pPr>
+    </w:p>
+    <w:p>
+      <w:pPr>
+        <w:rPr>
+          <w:b/>
+          <w:bCs/>
+        </w:rPr>
+      </w:pPr>
+    </w:p>
+    <w:p>
+      <w:pPr>
+        <w:rPr>
+          <w:b/>
+          <w:bCs/>
+        </w:rPr>
+      </w:pPr>
+    </w:p>
+    <w:p>
+      <w:pPr>
+        <w:rPr>
+          <w:b/>
+          <w:bCs/>
+        </w:rPr>
+      </w:pPr>
+    </w:p>
+    <w:p>
+      <w:pPr>
+        <w:rPr>
+          <w:b/>
+          <w:bCs/>
+        </w:rPr>
+      </w:pPr>
+    </w:p>
+    <w:p>
+      <w:pPr>
+        <w:rPr>
+          <w:b/>
+          <w:bCs/>
+        </w:rPr>
+      </w:pPr>
+    </w:p>
+    <w:p>
+      <w:pPr>
+        <w:rPr>
+          <w:b/>
+          <w:bCs/>
+        </w:rPr>
+      </w:pPr>
+      <w:r>
+        <w:rPr>
+          <w:b/>
+          <w:bCs/>
+        </w:rPr>
+        <w:lastRenderedPageBreak/>
         <w:t>R1</w:t>
       </w:r>
       <w:r>
@@ -5790,7 +6069,6 @@
         </w:numPr>
       </w:pPr>
       <w:r>
-        <w:lastRenderedPageBreak/>
         <w:t xml:space="preserve">Alleen de </w:t>
       </w:r>
       <w:proofErr w:type="spellStart"/>
@@ -5997,6 +6275,11 @@
 
 <file path=word/numbering.xml><?xml version="1.0" encoding="utf-8"?>
 <w:numbering xmlns:wpc="http://schemas.microsoft.com/office/word/2010/wordprocessingCanvas" xmlns:cx="http://schemas.microsoft.com/office/drawing/2014/chartex" xmlns:cx1="http://schemas.microsoft.com/office/drawing/2015/9/8/chartex" xmlns:cx2="http://schemas.microsoft.com/office/drawing/2015/10/21/chartex" xmlns:cx3="http://schemas.microsoft.com/office/drawing/2016/5/9/chartex" xmlns:cx4="http://schemas.microsoft.com/office/drawing/2016/5/10/chartex" xmlns:cx5="http://schemas.microsoft.com/office/drawing/2016/5/11/chartex" xmlns:cx6="http://schemas.microsoft.com/office/drawing/2016/5/12/chartex" xmlns:cx7="http://schemas.microsoft.com/office/drawing/2016/5/13/chartex" xmlns:cx8="http://schemas.microsoft.com/office/drawing/2016/5/14/chartex" xmlns:mc="http://schemas.openxmlformats.org/markup-compatibility/2006" xmlns:aink="http://schemas.microsoft.com/office/drawing/2016/ink" xmlns:am3d="http://schemas.microsoft.com/office/drawing/2017/model3d" xmlns:o="urn:schemas-microsoft-com:office:office" xmlns:oel="http://schemas.microsoft.com/office/2019/extlst" xmlns:r="http://schemas.openxmlformats.org/officeDocument/2006/relationships" xmlns:m="http://schemas.openxmlformats.org/officeDocument/2006/math" xmlns:v="urn:schemas-microsoft-com:vml" xmlns:wp14="http://schemas.microsoft.com/office/word/2010/wordprocessingDrawing" xmlns:wp="http://schemas.openxmlformats.org/drawingml/2006/wordprocessingDrawing" xmlns:w10="urn:schemas-microsoft-com:office:word" xmlns:w="http://schemas.openxmlformats.org/wordprocessingml/2006/main" xmlns:w14="http://schemas.microsoft.com/office/word/2010/wordml" xmlns:w15="http://schemas.microsoft.com/office/word/2012/wordml" xmlns:w16cex="http://schemas.microsoft.com/office/word/2018/wordml/cex" xmlns:w16cid="http://schemas.microsoft.com/office/word/2016/wordml/cid" xmlns:w16="http://schemas.microsoft.com/office/word/2018/wordml" xmlns:w16du="http://schemas.microsoft.com/office/word/2023/wordml/word16du" xmlns:w16sdtdh="http://schemas.microsoft.com/office/word/2020/wordml/sdtdatahash" xmlns:w16sdtfl="http://schemas.microsoft.com/office/word/2024/wordml/sdtformatlock" xmlns:w16se="http://schemas.microsoft.com/office/word/2015/wordml/symex" xmlns:wpg="http://schemas.microsoft.com/office/word/2010/wordprocessingGroup" xmlns:wpi="http://schemas.microsoft.com/office/word/2010/wordprocessingInk" xmlns:wne="http://schemas.microsoft.com/office/word/2006/wordml" xmlns:wps="http://schemas.microsoft.com/office/word/2010/wordprocessingShape" mc:Ignorable="w14 w15 w16se w16cid w16 w16cex w16sdtdh w16sdtfl w16du wp14">
+  <w:numPicBullet w:numPicBulletId="0">
+    <w:pict>
+      <v:rect id="_x0000_i1031" style="width:0;height:.75pt" o:hralign="center" o:bullet="t" o:hrstd="t" o:hr="t" fillcolor="#a0a0a0" stroked="f"/>
+    </w:pict>
+  </w:numPicBullet>
   <w:abstractNum w:abstractNumId="0" w15:restartNumberingAfterBreak="0">
     <w:nsid w:val="022C7424"/>
     <w:multiLevelType w:val="multilevel"/>

--- a/project/readme.docx
+++ b/project/readme.docx
@@ -80,6 +80,9 @@
       <w:r>
         <w:t>speel</w:t>
       </w:r>
+      <w:r>
+        <w:t>t</w:t>
+      </w:r>
       <w:proofErr w:type="spellEnd"/>
       <w:r>
         <w:t xml:space="preserve"> </w:t>
@@ -470,7 +473,15 @@
       </w:r>
       <w:proofErr w:type="spellEnd"/>
       <w:r>
-        <w:t xml:space="preserve"> van de </w:t>
+        <w:t xml:space="preserve"> </w:t>
+      </w:r>
+      <w:proofErr w:type="gramStart"/>
+      <w:r>
+        <w:t>van</w:t>
+      </w:r>
+      <w:proofErr w:type="gramEnd"/>
+      <w:r>
+        <w:t xml:space="preserve"> de </w:t>
       </w:r>
       <w:proofErr w:type="spellStart"/>
       <w:r>
@@ -494,8 +505,13 @@
       </w:r>
       <w:proofErr w:type="spellEnd"/>
       <w:r>
-        <w:t>: 2-7 / 8-1 / 5-4 ..</w:t>
-      </w:r>
+        <w:t>: 2-7 / 8-1 / 5-4</w:t>
+      </w:r>
+      <w:proofErr w:type="gramStart"/>
+      <w:r>
+        <w:t xml:space="preserve"> ..</w:t>
+      </w:r>
+      <w:proofErr w:type="gramEnd"/>
     </w:p>
     <w:p>
       <w:pPr>
@@ -561,7 +577,15 @@
       </w:r>
       <w:proofErr w:type="spellEnd"/>
       <w:r>
-        <w:t xml:space="preserve"> is 10 meter.</w:t>
+        <w:t xml:space="preserve"> is 10 </w:t>
+      </w:r>
+      <w:proofErr w:type="gramStart"/>
+      <w:r>
+        <w:t>meter</w:t>
+      </w:r>
+      <w:proofErr w:type="gramEnd"/>
+      <w:r>
+        <w:t>.</w:t>
       </w:r>
     </w:p>
     <w:p>
@@ -604,7 +628,15 @@
       </w:r>
       <w:proofErr w:type="spellEnd"/>
       <w:r>
-        <w:t xml:space="preserve"> is 2 meter.</w:t>
+        <w:t xml:space="preserve"> is 2 </w:t>
+      </w:r>
+      <w:proofErr w:type="gramStart"/>
+      <w:r>
+        <w:t>meter</w:t>
+      </w:r>
+      <w:proofErr w:type="gramEnd"/>
+      <w:r>
+        <w:t>.</w:t>
       </w:r>
     </w:p>
     <w:p>
@@ -709,7 +741,7 @@
     <w:p>
       <w:r>
         <w:pict w14:anchorId="25423360">
-          <v:rect id="_x0000_i1025" style="width:0;height:.75pt" o:hralign="center" o:hrstd="t" o:hr="t" fillcolor="#a0a0a0" stroked="f"/>
+          <v:rect id="_x0000_i1026" style="width:0;height:.75pt" o:hralign="center" o:hrstd="t" o:hr="t" fillcolor="#a0a0a0" stroked="f"/>
         </w:pict>
       </w:r>
     </w:p>
@@ -1147,7 +1179,7 @@
     <w:p>
       <w:r>
         <w:pict w14:anchorId="77B9B117">
-          <v:rect id="_x0000_i1026" style="width:0;height:.75pt" o:hralign="center" o:hrstd="t" o:hr="t" fillcolor="#a0a0a0" stroked="f"/>
+          <v:rect id="_x0000_i1027" style="width:0;height:.75pt" o:hralign="center" o:hrstd="t" o:hr="t" fillcolor="#a0a0a0" stroked="f"/>
         </w:pict>
       </w:r>
     </w:p>
@@ -1917,10 +1949,12 @@
         <w:t xml:space="preserve"> </w:t>
       </w:r>
       <w:proofErr w:type="spellStart"/>
+      <w:proofErr w:type="gramStart"/>
       <w:r>
         <w:t>afdeling.niveauType</w:t>
       </w:r>
       <w:proofErr w:type="spellEnd"/>
+      <w:proofErr w:type="gramEnd"/>
       <w:r>
         <w:t xml:space="preserve"> = “</w:t>
       </w:r>
@@ -2030,10 +2064,12 @@
         <w:t xml:space="preserve"> </w:t>
       </w:r>
       <w:proofErr w:type="spellStart"/>
+      <w:proofErr w:type="gramStart"/>
       <w:r>
         <w:t>afdeling.niveauType</w:t>
       </w:r>
       <w:proofErr w:type="spellEnd"/>
+      <w:proofErr w:type="gramEnd"/>
       <w:r>
         <w:t xml:space="preserve"> = “</w:t>
       </w:r>
@@ -2135,10 +2171,12 @@
         <w:t xml:space="preserve"> </w:t>
       </w:r>
       <w:proofErr w:type="spellStart"/>
+      <w:proofErr w:type="gramStart"/>
       <w:r>
         <w:t>afdeling.niveauType</w:t>
       </w:r>
       <w:proofErr w:type="spellEnd"/>
+      <w:proofErr w:type="gramEnd"/>
       <w:r>
         <w:t xml:space="preserve"> = “</w:t>
       </w:r>
@@ -4489,7 +4527,7 @@
     <w:p>
       <w:r>
         <w:pict w14:anchorId="5F1DDDD9">
-          <v:rect id="_x0000_i1034" style="width:0;height:.75pt" o:hralign="center" o:bullet="t" o:hrstd="t" o:hr="t" fillcolor="#a0a0a0" stroked="f"/>
+          <v:rect id="_x0000_i1029" style="width:0;height:.75pt" o:hralign="center" o:bullet="t" o:hrstd="t" o:hr="t" fillcolor="#a0a0a0" stroked="f"/>
         </w:pict>
       </w:r>
     </w:p>
@@ -6163,106 +6201,6 @@
         <w:t>.</w:t>
       </w:r>
     </w:p>
-    <w:p>
-      <w:pPr>
-        <w:numPr>
-          <w:ilvl w:val="0"/>
-          <w:numId w:val="16"/>
-        </w:numPr>
-      </w:pPr>
-      <w:r>
-        <w:t xml:space="preserve">De </w:t>
-      </w:r>
-      <w:proofErr w:type="spellStart"/>
-      <w:r>
-        <w:t>uiteindelijke</w:t>
-      </w:r>
-      <w:proofErr w:type="spellEnd"/>
-      <w:r>
-        <w:t xml:space="preserve"> </w:t>
-      </w:r>
-      <w:proofErr w:type="spellStart"/>
-      <w:r>
-        <w:t>winnaar</w:t>
-      </w:r>
-      <w:proofErr w:type="spellEnd"/>
-      <w:r>
-        <w:t xml:space="preserve"> van die </w:t>
-      </w:r>
-      <w:proofErr w:type="spellStart"/>
-      <w:r>
-        <w:t>Eindronde</w:t>
-      </w:r>
-      <w:proofErr w:type="spellEnd"/>
-      <w:r>
-        <w:t xml:space="preserve"> </w:t>
-      </w:r>
-      <w:proofErr w:type="spellStart"/>
-      <w:r>
-        <w:t>wordt</w:t>
-      </w:r>
-      <w:proofErr w:type="spellEnd"/>
-      <w:r>
-        <w:t xml:space="preserve"> </w:t>
-      </w:r>
-      <w:proofErr w:type="spellStart"/>
-      <w:r>
-        <w:t>nadien</w:t>
-      </w:r>
-      <w:proofErr w:type="spellEnd"/>
-      <w:r>
-        <w:t xml:space="preserve"> in </w:t>
-      </w:r>
-      <w:proofErr w:type="spellStart"/>
-      <w:r>
-        <w:t>Eindronde.winnaarPloegID</w:t>
-      </w:r>
-      <w:proofErr w:type="spellEnd"/>
-      <w:r>
-        <w:t xml:space="preserve"> </w:t>
-      </w:r>
-      <w:proofErr w:type="spellStart"/>
-      <w:r>
-        <w:t>ingevuld</w:t>
-      </w:r>
-      <w:proofErr w:type="spellEnd"/>
-      <w:r>
-        <w:t xml:space="preserve"> </w:t>
-      </w:r>
-      <w:proofErr w:type="spellStart"/>
-      <w:r>
-        <w:t>en</w:t>
-      </w:r>
-      <w:proofErr w:type="spellEnd"/>
-      <w:r>
-        <w:t xml:space="preserve"> </w:t>
-      </w:r>
-      <w:proofErr w:type="spellStart"/>
-      <w:r>
-        <w:t>promoveert</w:t>
-      </w:r>
-      <w:proofErr w:type="spellEnd"/>
-      <w:r>
-        <w:t xml:space="preserve"> </w:t>
-      </w:r>
-      <w:proofErr w:type="spellStart"/>
-      <w:r>
-        <w:t>naar</w:t>
-      </w:r>
-      <w:proofErr w:type="spellEnd"/>
-      <w:r>
-        <w:t xml:space="preserve"> </w:t>
-      </w:r>
-      <w:proofErr w:type="spellStart"/>
-      <w:r>
-        <w:t>ReeksNiveau</w:t>
-      </w:r>
-      <w:proofErr w:type="spellEnd"/>
-      <w:r>
-        <w:t xml:space="preserve"> ‘Federaal2’.</w:t>
-      </w:r>
-    </w:p>
-    <w:p/>
     <w:sectPr>
       <w:pgSz w:w="11906" w:h="16838"/>
       <w:pgMar w:top="1440" w:right="1440" w:bottom="1440" w:left="1440" w:header="708" w:footer="708" w:gutter="0"/>
@@ -6277,7 +6215,7 @@
 <w:numbering xmlns:wpc="http://schemas.microsoft.com/office/word/2010/wordprocessingCanvas" xmlns:cx="http://schemas.microsoft.com/office/drawing/2014/chartex" xmlns:cx1="http://schemas.microsoft.com/office/drawing/2015/9/8/chartex" xmlns:cx2="http://schemas.microsoft.com/office/drawing/2015/10/21/chartex" xmlns:cx3="http://schemas.microsoft.com/office/drawing/2016/5/9/chartex" xmlns:cx4="http://schemas.microsoft.com/office/drawing/2016/5/10/chartex" xmlns:cx5="http://schemas.microsoft.com/office/drawing/2016/5/11/chartex" xmlns:cx6="http://schemas.microsoft.com/office/drawing/2016/5/12/chartex" xmlns:cx7="http://schemas.microsoft.com/office/drawing/2016/5/13/chartex" xmlns:cx8="http://schemas.microsoft.com/office/drawing/2016/5/14/chartex" xmlns:mc="http://schemas.openxmlformats.org/markup-compatibility/2006" xmlns:aink="http://schemas.microsoft.com/office/drawing/2016/ink" xmlns:am3d="http://schemas.microsoft.com/office/drawing/2017/model3d" xmlns:o="urn:schemas-microsoft-com:office:office" xmlns:oel="http://schemas.microsoft.com/office/2019/extlst" xmlns:r="http://schemas.openxmlformats.org/officeDocument/2006/relationships" xmlns:m="http://schemas.openxmlformats.org/officeDocument/2006/math" xmlns:v="urn:schemas-microsoft-com:vml" xmlns:wp14="http://schemas.microsoft.com/office/word/2010/wordprocessingDrawing" xmlns:wp="http://schemas.openxmlformats.org/drawingml/2006/wordprocessingDrawing" xmlns:w10="urn:schemas-microsoft-com:office:word" xmlns:w="http://schemas.openxmlformats.org/wordprocessingml/2006/main" xmlns:w14="http://schemas.microsoft.com/office/word/2010/wordml" xmlns:w15="http://schemas.microsoft.com/office/word/2012/wordml" xmlns:w16cex="http://schemas.microsoft.com/office/word/2018/wordml/cex" xmlns:w16cid="http://schemas.microsoft.com/office/word/2016/wordml/cid" xmlns:w16="http://schemas.microsoft.com/office/word/2018/wordml" xmlns:w16du="http://schemas.microsoft.com/office/word/2023/wordml/word16du" xmlns:w16sdtdh="http://schemas.microsoft.com/office/word/2020/wordml/sdtdatahash" xmlns:w16sdtfl="http://schemas.microsoft.com/office/word/2024/wordml/sdtformatlock" xmlns:w16se="http://schemas.microsoft.com/office/word/2015/wordml/symex" xmlns:wpg="http://schemas.microsoft.com/office/word/2010/wordprocessingGroup" xmlns:wpi="http://schemas.microsoft.com/office/word/2010/wordprocessingInk" xmlns:wne="http://schemas.microsoft.com/office/word/2006/wordml" xmlns:wps="http://schemas.microsoft.com/office/word/2010/wordprocessingShape" mc:Ignorable="w14 w15 w16se w16cid w16 w16cex w16sdtdh w16sdtfl w16du wp14">
   <w:numPicBullet w:numPicBulletId="0">
     <w:pict>
-      <v:rect id="_x0000_i1031" style="width:0;height:.75pt" o:hralign="center" o:bullet="t" o:hrstd="t" o:hr="t" fillcolor="#a0a0a0" stroked="f"/>
+      <v:rect id="_x0000_i1032" style="width:0;height:.75pt" o:hralign="center" o:bullet="t" o:hrstd="t" o:hr="t" fillcolor="#a0a0a0" stroked="f"/>
     </w:pict>
   </w:numPicBullet>
   <w:abstractNum w:abstractNumId="0" w15:restartNumberingAfterBreak="0">
